--- a/docs/des/DES-03 Feature Engineering Pipeline.docx
+++ b/docs/des/DES-03 Feature Engineering Pipeline.docx
@@ -6591,7 +6591,7 @@
                 <w:sz w:val="15"/>
                 <w:szCs w:val="15"/>
               </w:rPr>
-              <w:t xml:space="preserve">1.0</w:t>
+              <w:t xml:space="preserve">1.4</w:t>
             </w:r>
           </w:p>
         </w:tc>
@@ -6857,7 +6857,7 @@
                 <w:sz w:val="15"/>
                 <w:szCs w:val="15"/>
               </w:rPr>
-              <w:t xml:space="preserve">0.6</w:t>
+              <w:t xml:space="preserve">0.4</w:t>
             </w:r>
           </w:p>
         </w:tc>
